--- a/documents/diplomatic/048/transcription.docx
+++ b/documents/diplomatic/048/transcription.docx
@@ -24,12 +24,16 @@
       <w:pPr>
         <w:rPr>
           <w:rFonts w:ascii="Times New Roman" w:cs="Times New Roman" w:eastAsia="Times New Roman" w:hAnsi="Times New Roman"/>
-          <w:color w:val="000000"/>
-        </w:rPr>
-      </w:pPr>
-      <w:r>
-        <w:rPr>
-          <w:rFonts w:ascii="Times New Roman" w:cs="Times New Roman" w:eastAsia="Times New Roman" w:hAnsi="Times New Roman"/>
+          <w:b w:val="1"/>
+          <w:bCs w:val="1"/>
+          <w:color w:val="000000"/>
+        </w:rPr>
+      </w:pPr>
+      <w:r>
+        <w:rPr>
+          <w:rFonts w:ascii="Times New Roman" w:cs="Times New Roman" w:eastAsia="Times New Roman" w:hAnsi="Times New Roman"/>
+          <w:b w:val="1"/>
+          <w:bCs w:val="1"/>
           <w:color w:val="000000"/>
           <w:rtl w:val="0"/>
         </w:rPr>
@@ -55,25 +59,25 @@
         <w:jc w:val="left"/>
         <w:rPr>
           <w:rFonts w:ascii="Times New Roman" w:cs="Times New Roman" w:eastAsia="Times New Roman" w:hAnsi="Times New Roman"/>
-          <w:b w:val="0"/>
-          <w:bCs w:val="0"/>
-          <w:i w:val="0"/>
-          <w:iCs w:val="0"/>
-          <w:smallCaps w:val="0"/>
-          <w:strike w:val="0"/>
-          <w:color w:val="000000"/>
-          <w:sz w:val="24"/>
-          <w:szCs w:val="24"/>
-          <w:u w:val="none"/>
-          <w:shd w:fill="auto" w:val="clear"/>
-          <w:vertAlign w:val="baseline"/>
-        </w:rPr>
-      </w:pPr>
-      <w:r>
-        <w:rPr>
-          <w:rFonts w:ascii="Times New Roman" w:cs="Times New Roman" w:eastAsia="Times New Roman" w:hAnsi="Times New Roman"/>
-          <w:b w:val="0"/>
-          <w:bCs w:val="0"/>
+          <w:b w:val="1"/>
+          <w:bCs w:val="1"/>
+          <w:i w:val="0"/>
+          <w:iCs w:val="0"/>
+          <w:smallCaps w:val="0"/>
+          <w:strike w:val="0"/>
+          <w:color w:val="000000"/>
+          <w:sz w:val="24"/>
+          <w:szCs w:val="24"/>
+          <w:u w:val="none"/>
+          <w:shd w:fill="auto" w:val="clear"/>
+          <w:vertAlign w:val="baseline"/>
+        </w:rPr>
+      </w:pPr>
+      <w:r>
+        <w:rPr>
+          <w:rFonts w:ascii="Times New Roman" w:cs="Times New Roman" w:eastAsia="Times New Roman" w:hAnsi="Times New Roman"/>
+          <w:b w:val="1"/>
+          <w:bCs w:val="1"/>
           <w:i w:val="0"/>
           <w:iCs w:val="0"/>
           <w:smallCaps w:val="0"/>
@@ -125,8 +129,8 @@
       <w:r>
         <w:rPr>
           <w:rFonts w:ascii="Times New Roman" w:cs="Times New Roman" w:eastAsia="Times New Roman" w:hAnsi="Times New Roman"/>
-          <w:b w:val="0"/>
-          <w:bCs w:val="0"/>
+          <w:b w:val="1"/>
+          <w:bCs w:val="1"/>
           <w:i w:val="0"/>
           <w:iCs w:val="0"/>
           <w:smallCaps w:val="0"/>
@@ -141,50 +145,45 @@
         </w:rPr>
         <w:t xml:space="preserve">Turin le 3 Mars 1859.</w:t>
       </w:r>
-      <w:r>
-        <w:rPr>
-          <w:rtl w:val="0"/>
-        </w:rPr>
-      </w:r>
-    </w:p>
-    <w:p>
-      <w:pPr>
-        <w:keepNext w:val="0"/>
-        <w:keepLines w:val="0"/>
-        <w:pageBreakBefore w:val="0"/>
-        <w:widowControl w:val="1"/>
-        <w:pBdr>
-          <w:top w:space="0" w:sz="0" w:val="nil"/>
-          <w:left w:space="0" w:sz="0" w:val="nil"/>
-          <w:bottom w:space="0" w:sz="0" w:val="nil"/>
-          <w:right w:space="0" w:sz="0" w:val="nil"/>
-          <w:between w:space="0" w:sz="0" w:val="nil"/>
-        </w:pBdr>
-        <w:shd w:fill="auto" w:val="clear"/>
-        <w:spacing w:after="160" w:before="0" w:line="240" w:lineRule="auto"/>
-        <w:ind w:left="0" w:right="0" w:firstLine="0"/>
-        <w:jc w:val="left"/>
-        <w:rPr>
-          <w:rFonts w:ascii="Times New Roman" w:cs="Times New Roman" w:eastAsia="Times New Roman" w:hAnsi="Times New Roman"/>
-          <w:b w:val="0"/>
-          <w:bCs w:val="0"/>
-          <w:i w:val="0"/>
-          <w:iCs w:val="0"/>
-          <w:smallCaps w:val="0"/>
-          <w:strike w:val="0"/>
-          <w:color w:val="000000"/>
-          <w:sz w:val="24"/>
-          <w:szCs w:val="24"/>
-          <w:u w:val="none"/>
-          <w:shd w:fill="auto" w:val="clear"/>
-          <w:vertAlign w:val="baseline"/>
-        </w:rPr>
-      </w:pPr>
-      <w:r>
-        <w:rPr>
-          <w:rFonts w:ascii="Times New Roman" w:cs="Times New Roman" w:eastAsia="Times New Roman" w:hAnsi="Times New Roman"/>
-          <w:b w:val="0"/>
-          <w:bCs w:val="0"/>
+    </w:p>
+    <w:p>
+      <w:pPr>
+        <w:keepNext w:val="0"/>
+        <w:keepLines w:val="0"/>
+        <w:pageBreakBefore w:val="0"/>
+        <w:widowControl w:val="1"/>
+        <w:pBdr>
+          <w:top w:space="0" w:sz="0" w:val="nil"/>
+          <w:left w:space="0" w:sz="0" w:val="nil"/>
+          <w:bottom w:space="0" w:sz="0" w:val="nil"/>
+          <w:right w:space="0" w:sz="0" w:val="nil"/>
+          <w:between w:space="0" w:sz="0" w:val="nil"/>
+        </w:pBdr>
+        <w:shd w:fill="auto" w:val="clear"/>
+        <w:spacing w:after="160" w:before="0" w:line="240" w:lineRule="auto"/>
+        <w:ind w:left="0" w:right="0" w:firstLine="0"/>
+        <w:jc w:val="left"/>
+        <w:rPr>
+          <w:rFonts w:ascii="Times New Roman" w:cs="Times New Roman" w:eastAsia="Times New Roman" w:hAnsi="Times New Roman"/>
+          <w:b w:val="1"/>
+          <w:bCs w:val="1"/>
+          <w:i w:val="0"/>
+          <w:iCs w:val="0"/>
+          <w:smallCaps w:val="0"/>
+          <w:strike w:val="0"/>
+          <w:color w:val="000000"/>
+          <w:sz w:val="24"/>
+          <w:szCs w:val="24"/>
+          <w:u w:val="none"/>
+          <w:shd w:fill="auto" w:val="clear"/>
+          <w:vertAlign w:val="baseline"/>
+        </w:rPr>
+      </w:pPr>
+      <w:r>
+        <w:rPr>
+          <w:rFonts w:ascii="Times New Roman" w:cs="Times New Roman" w:eastAsia="Times New Roman" w:hAnsi="Times New Roman"/>
+          <w:b w:val="1"/>
+          <w:bCs w:val="1"/>
           <w:i w:val="0"/>
           <w:iCs w:val="0"/>
           <w:smallCaps w:val="0"/>
@@ -219,25 +218,25 @@
         <w:jc w:val="left"/>
         <w:rPr>
           <w:rFonts w:ascii="Times New Roman" w:cs="Times New Roman" w:eastAsia="Times New Roman" w:hAnsi="Times New Roman"/>
-          <w:b w:val="0"/>
-          <w:bCs w:val="0"/>
-          <w:i w:val="0"/>
-          <w:iCs w:val="0"/>
-          <w:smallCaps w:val="0"/>
-          <w:strike w:val="0"/>
-          <w:color w:val="000000"/>
-          <w:sz w:val="24"/>
-          <w:szCs w:val="24"/>
-          <w:u w:val="none"/>
-          <w:shd w:fill="auto" w:val="clear"/>
-          <w:vertAlign w:val="baseline"/>
-        </w:rPr>
-      </w:pPr>
-      <w:r>
-        <w:rPr>
-          <w:rFonts w:ascii="Times New Roman" w:cs="Times New Roman" w:eastAsia="Times New Roman" w:hAnsi="Times New Roman"/>
-          <w:b w:val="0"/>
-          <w:bCs w:val="0"/>
+          <w:b w:val="1"/>
+          <w:bCs w:val="1"/>
+          <w:i w:val="0"/>
+          <w:iCs w:val="0"/>
+          <w:smallCaps w:val="0"/>
+          <w:strike w:val="0"/>
+          <w:color w:val="000000"/>
+          <w:sz w:val="24"/>
+          <w:szCs w:val="24"/>
+          <w:u w:val="none"/>
+          <w:shd w:fill="auto" w:val="clear"/>
+          <w:vertAlign w:val="baseline"/>
+        </w:rPr>
+      </w:pPr>
+      <w:r>
+        <w:rPr>
+          <w:rFonts w:ascii="Times New Roman" w:cs="Times New Roman" w:eastAsia="Times New Roman" w:hAnsi="Times New Roman"/>
+          <w:b w:val="1"/>
+          <w:bCs w:val="1"/>
           <w:i w:val="0"/>
           <w:iCs w:val="0"/>
           <w:smallCaps w:val="0"/>
@@ -255,6 +254,8 @@
       <w:r>
         <w:rPr>
           <w:rFonts w:ascii="Times New Roman" w:cs="Times New Roman" w:eastAsia="Times New Roman" w:hAnsi="Times New Roman"/>
+          <w:b w:val="1"/>
+          <w:bCs w:val="1"/>
           <w:rtl w:val="0"/>
         </w:rPr>
         <w:t xml:space="preserve"> </w:t>
@@ -262,8 +263,8 @@
       <w:r>
         <w:rPr>
           <w:rFonts w:ascii="Times New Roman" w:cs="Times New Roman" w:eastAsia="Times New Roman" w:hAnsi="Times New Roman"/>
-          <w:b w:val="0"/>
-          <w:bCs w:val="0"/>
+          <w:b w:val="1"/>
+          <w:bCs w:val="1"/>
           <w:i w:val="0"/>
           <w:iCs w:val="0"/>
           <w:smallCaps w:val="0"/>
@@ -298,25 +299,25 @@
         <w:jc w:val="left"/>
         <w:rPr>
           <w:rFonts w:ascii="Times New Roman" w:cs="Times New Roman" w:eastAsia="Times New Roman" w:hAnsi="Times New Roman"/>
-          <w:b w:val="0"/>
-          <w:bCs w:val="0"/>
-          <w:i w:val="0"/>
-          <w:iCs w:val="0"/>
-          <w:smallCaps w:val="0"/>
-          <w:strike w:val="0"/>
-          <w:color w:val="000000"/>
-          <w:sz w:val="24"/>
-          <w:szCs w:val="24"/>
-          <w:u w:val="none"/>
-          <w:shd w:fill="auto" w:val="clear"/>
-          <w:vertAlign w:val="baseline"/>
-        </w:rPr>
-      </w:pPr>
-      <w:r>
-        <w:rPr>
-          <w:rFonts w:ascii="Times New Roman" w:cs="Times New Roman" w:eastAsia="Times New Roman" w:hAnsi="Times New Roman"/>
-          <w:b w:val="0"/>
-          <w:bCs w:val="0"/>
+          <w:b w:val="1"/>
+          <w:bCs w:val="1"/>
+          <w:i w:val="0"/>
+          <w:iCs w:val="0"/>
+          <w:smallCaps w:val="0"/>
+          <w:strike w:val="0"/>
+          <w:color w:val="000000"/>
+          <w:sz w:val="24"/>
+          <w:szCs w:val="24"/>
+          <w:u w:val="none"/>
+          <w:shd w:fill="auto" w:val="clear"/>
+          <w:vertAlign w:val="baseline"/>
+        </w:rPr>
+      </w:pPr>
+      <w:r>
+        <w:rPr>
+          <w:rFonts w:ascii="Times New Roman" w:cs="Times New Roman" w:eastAsia="Times New Roman" w:hAnsi="Times New Roman"/>
+          <w:b w:val="1"/>
+          <w:bCs w:val="1"/>
           <w:i w:val="0"/>
           <w:iCs w:val="0"/>
           <w:smallCaps w:val="0"/>
@@ -351,25 +352,25 @@
         <w:jc w:val="left"/>
         <w:rPr>
           <w:rFonts w:ascii="Times New Roman" w:cs="Times New Roman" w:eastAsia="Times New Roman" w:hAnsi="Times New Roman"/>
-          <w:b w:val="0"/>
-          <w:bCs w:val="0"/>
-          <w:i w:val="0"/>
-          <w:iCs w:val="0"/>
-          <w:smallCaps w:val="0"/>
-          <w:strike w:val="0"/>
-          <w:color w:val="000000"/>
-          <w:sz w:val="24"/>
-          <w:szCs w:val="24"/>
-          <w:u w:val="none"/>
-          <w:shd w:fill="auto" w:val="clear"/>
-          <w:vertAlign w:val="baseline"/>
-        </w:rPr>
-      </w:pPr>
-      <w:r>
-        <w:rPr>
-          <w:rFonts w:ascii="Times New Roman" w:cs="Times New Roman" w:eastAsia="Times New Roman" w:hAnsi="Times New Roman"/>
-          <w:b w:val="0"/>
-          <w:bCs w:val="0"/>
+          <w:b w:val="1"/>
+          <w:bCs w:val="1"/>
+          <w:i w:val="0"/>
+          <w:iCs w:val="0"/>
+          <w:smallCaps w:val="0"/>
+          <w:strike w:val="0"/>
+          <w:color w:val="000000"/>
+          <w:sz w:val="24"/>
+          <w:szCs w:val="24"/>
+          <w:u w:val="none"/>
+          <w:shd w:fill="auto" w:val="clear"/>
+          <w:vertAlign w:val="baseline"/>
+        </w:rPr>
+      </w:pPr>
+      <w:r>
+        <w:rPr>
+          <w:rFonts w:ascii="Times New Roman" w:cs="Times New Roman" w:eastAsia="Times New Roman" w:hAnsi="Times New Roman"/>
+          <w:b w:val="1"/>
+          <w:bCs w:val="1"/>
           <w:i w:val="0"/>
           <w:iCs w:val="0"/>
           <w:smallCaps w:val="0"/>
@@ -404,25 +405,25 @@
         <w:jc w:val="left"/>
         <w:rPr>
           <w:rFonts w:ascii="Times New Roman" w:cs="Times New Roman" w:eastAsia="Times New Roman" w:hAnsi="Times New Roman"/>
-          <w:b w:val="0"/>
-          <w:bCs w:val="0"/>
-          <w:i w:val="0"/>
-          <w:iCs w:val="0"/>
-          <w:smallCaps w:val="0"/>
-          <w:strike w:val="0"/>
-          <w:color w:val="000000"/>
-          <w:sz w:val="24"/>
-          <w:szCs w:val="24"/>
-          <w:u w:val="none"/>
-          <w:shd w:fill="auto" w:val="clear"/>
-          <w:vertAlign w:val="baseline"/>
-        </w:rPr>
-      </w:pPr>
-      <w:r>
-        <w:rPr>
-          <w:rFonts w:ascii="Times New Roman" w:cs="Times New Roman" w:eastAsia="Times New Roman" w:hAnsi="Times New Roman"/>
-          <w:b w:val="0"/>
-          <w:bCs w:val="0"/>
+          <w:b w:val="1"/>
+          <w:bCs w:val="1"/>
+          <w:i w:val="0"/>
+          <w:iCs w:val="0"/>
+          <w:smallCaps w:val="0"/>
+          <w:strike w:val="0"/>
+          <w:color w:val="000000"/>
+          <w:sz w:val="24"/>
+          <w:szCs w:val="24"/>
+          <w:u w:val="none"/>
+          <w:shd w:fill="auto" w:val="clear"/>
+          <w:vertAlign w:val="baseline"/>
+        </w:rPr>
+      </w:pPr>
+      <w:r>
+        <w:rPr>
+          <w:rFonts w:ascii="Times New Roman" w:cs="Times New Roman" w:eastAsia="Times New Roman" w:hAnsi="Times New Roman"/>
+          <w:b w:val="1"/>
+          <w:bCs w:val="1"/>
           <w:i w:val="0"/>
           <w:iCs w:val="0"/>
           <w:smallCaps w:val="0"/>
@@ -1133,25 +1134,25 @@
         <w:jc w:val="left"/>
         <w:rPr>
           <w:rFonts w:ascii="Times New Roman" w:cs="Times New Roman" w:eastAsia="Times New Roman" w:hAnsi="Times New Roman"/>
-          <w:b w:val="0"/>
-          <w:bCs w:val="0"/>
-          <w:i w:val="0"/>
-          <w:iCs w:val="0"/>
-          <w:smallCaps w:val="0"/>
-          <w:strike w:val="0"/>
-          <w:color w:val="000000"/>
-          <w:sz w:val="24"/>
-          <w:szCs w:val="24"/>
-          <w:u w:val="none"/>
-          <w:shd w:fill="auto" w:val="clear"/>
-          <w:vertAlign w:val="baseline"/>
-        </w:rPr>
-      </w:pPr>
-      <w:r>
-        <w:rPr>
-          <w:rFonts w:ascii="Times New Roman" w:cs="Times New Roman" w:eastAsia="Times New Roman" w:hAnsi="Times New Roman"/>
-          <w:b w:val="0"/>
-          <w:bCs w:val="0"/>
+          <w:b w:val="1"/>
+          <w:bCs w:val="1"/>
+          <w:i w:val="0"/>
+          <w:iCs w:val="0"/>
+          <w:smallCaps w:val="0"/>
+          <w:strike w:val="0"/>
+          <w:color w:val="000000"/>
+          <w:sz w:val="24"/>
+          <w:szCs w:val="24"/>
+          <w:u w:val="none"/>
+          <w:shd w:fill="auto" w:val="clear"/>
+          <w:vertAlign w:val="baseline"/>
+        </w:rPr>
+      </w:pPr>
+      <w:r>
+        <w:rPr>
+          <w:rFonts w:ascii="Times New Roman" w:cs="Times New Roman" w:eastAsia="Times New Roman" w:hAnsi="Times New Roman"/>
+          <w:b w:val="1"/>
+          <w:bCs w:val="1"/>
           <w:i w:val="0"/>
           <w:iCs w:val="0"/>
           <w:smallCaps w:val="0"/>
@@ -1186,25 +1187,25 @@
         <w:jc w:val="left"/>
         <w:rPr>
           <w:rFonts w:ascii="Times New Roman" w:cs="Times New Roman" w:eastAsia="Times New Roman" w:hAnsi="Times New Roman"/>
-          <w:b w:val="0"/>
-          <w:bCs w:val="0"/>
-          <w:i w:val="0"/>
-          <w:iCs w:val="0"/>
-          <w:smallCaps w:val="0"/>
-          <w:strike w:val="0"/>
-          <w:color w:val="000000"/>
-          <w:sz w:val="24"/>
-          <w:szCs w:val="24"/>
-          <w:u w:val="none"/>
-          <w:shd w:fill="auto" w:val="clear"/>
-          <w:vertAlign w:val="baseline"/>
-        </w:rPr>
-      </w:pPr>
-      <w:r>
-        <w:rPr>
-          <w:rFonts w:ascii="Times New Roman" w:cs="Times New Roman" w:eastAsia="Times New Roman" w:hAnsi="Times New Roman"/>
-          <w:b w:val="0"/>
-          <w:bCs w:val="0"/>
+          <w:b w:val="1"/>
+          <w:bCs w:val="1"/>
+          <w:i w:val="0"/>
+          <w:iCs w:val="0"/>
+          <w:smallCaps w:val="0"/>
+          <w:strike w:val="0"/>
+          <w:color w:val="000000"/>
+          <w:sz w:val="24"/>
+          <w:szCs w:val="24"/>
+          <w:u w:val="none"/>
+          <w:shd w:fill="auto" w:val="clear"/>
+          <w:vertAlign w:val="baseline"/>
+        </w:rPr>
+      </w:pPr>
+      <w:r>
+        <w:rPr>
+          <w:rFonts w:ascii="Times New Roman" w:cs="Times New Roman" w:eastAsia="Times New Roman" w:hAnsi="Times New Roman"/>
+          <w:b w:val="1"/>
+          <w:bCs w:val="1"/>
           <w:i w:val="0"/>
           <w:iCs w:val="0"/>
           <w:smallCaps w:val="0"/>
@@ -1222,6 +1223,8 @@
       <w:r>
         <w:rPr>
           <w:rFonts w:ascii="Times New Roman" w:cs="Times New Roman" w:eastAsia="Times New Roman" w:hAnsi="Times New Roman"/>
+          <w:b w:val="1"/>
+          <w:bCs w:val="1"/>
           <w:rtl w:val="0"/>
         </w:rPr>
         <w:t xml:space="preserve">V</w:t>
@@ -1229,8 +1232,8 @@
       <w:r>
         <w:rPr>
           <w:rFonts w:ascii="Times New Roman" w:cs="Times New Roman" w:eastAsia="Times New Roman" w:hAnsi="Times New Roman"/>
-          <w:b w:val="0"/>
-          <w:bCs w:val="0"/>
+          <w:b w:val="1"/>
+          <w:bCs w:val="1"/>
           <w:i w:val="0"/>
           <w:iCs w:val="0"/>
           <w:smallCaps w:val="0"/>
@@ -1265,25 +1268,25 @@
         <w:jc w:val="left"/>
         <w:rPr>
           <w:rFonts w:ascii="Times New Roman" w:cs="Times New Roman" w:eastAsia="Times New Roman" w:hAnsi="Times New Roman"/>
-          <w:b w:val="0"/>
-          <w:bCs w:val="0"/>
-          <w:i w:val="0"/>
-          <w:iCs w:val="0"/>
-          <w:smallCaps w:val="0"/>
-          <w:strike w:val="0"/>
-          <w:color w:val="000000"/>
-          <w:sz w:val="24"/>
-          <w:szCs w:val="24"/>
-          <w:u w:val="none"/>
-          <w:shd w:fill="auto" w:val="clear"/>
-          <w:vertAlign w:val="baseline"/>
-        </w:rPr>
-      </w:pPr>
-      <w:r>
-        <w:rPr>
-          <w:rFonts w:ascii="Times New Roman" w:cs="Times New Roman" w:eastAsia="Times New Roman" w:hAnsi="Times New Roman"/>
-          <w:b w:val="0"/>
-          <w:bCs w:val="0"/>
+          <w:b w:val="1"/>
+          <w:bCs w:val="1"/>
+          <w:i w:val="0"/>
+          <w:iCs w:val="0"/>
+          <w:smallCaps w:val="0"/>
+          <w:strike w:val="0"/>
+          <w:color w:val="000000"/>
+          <w:sz w:val="24"/>
+          <w:szCs w:val="24"/>
+          <w:u w:val="none"/>
+          <w:shd w:fill="auto" w:val="clear"/>
+          <w:vertAlign w:val="baseline"/>
+        </w:rPr>
+      </w:pPr>
+      <w:r>
+        <w:rPr>
+          <w:rFonts w:ascii="Times New Roman" w:cs="Times New Roman" w:eastAsia="Times New Roman" w:hAnsi="Times New Roman"/>
+          <w:b w:val="1"/>
+          <w:bCs w:val="1"/>
           <w:i w:val="0"/>
           <w:iCs w:val="0"/>
           <w:smallCaps w:val="0"/>
@@ -1301,6 +1304,8 @@
       <w:r>
         <w:rPr>
           <w:rFonts w:ascii="Times New Roman" w:cs="Times New Roman" w:eastAsia="Times New Roman" w:hAnsi="Times New Roman"/>
+          <w:b w:val="1"/>
+          <w:bCs w:val="1"/>
           <w:rtl w:val="0"/>
         </w:rPr>
         <w:t xml:space="preserve">admettait</w:t>
@@ -1308,8 +1313,8 @@
       <w:r>
         <w:rPr>
           <w:rFonts w:ascii="Times New Roman" w:cs="Times New Roman" w:eastAsia="Times New Roman" w:hAnsi="Times New Roman"/>
-          <w:b w:val="0"/>
-          <w:bCs w:val="0"/>
+          <w:b w:val="1"/>
+          <w:bCs w:val="1"/>
           <w:i w:val="0"/>
           <w:iCs w:val="0"/>
           <w:smallCaps w:val="0"/>
@@ -1344,93 +1349,78 @@
         <w:jc w:val="left"/>
         <w:rPr>
           <w:rFonts w:ascii="Times New Roman" w:cs="Times New Roman" w:eastAsia="Times New Roman" w:hAnsi="Times New Roman"/>
-          <w:i w:val="0"/>
-          <w:iCs w:val="0"/>
-          <w:smallCaps w:val="0"/>
-          <w:strike w:val="0"/>
-          <w:color w:val="000000"/>
-          <w:sz w:val="24"/>
-          <w:szCs w:val="24"/>
-          <w:u w:val="none"/>
-          <w:shd w:fill="auto" w:val="clear"/>
-          <w:vertAlign w:val="baseline"/>
-        </w:rPr>
-      </w:pPr>
-      <w:r>
-        <w:rPr>
-          <w:rFonts w:ascii="Times New Roman" w:cs="Times New Roman" w:eastAsia="Times New Roman" w:hAnsi="Times New Roman"/>
-          <w:b w:val="0"/>
-          <w:bCs w:val="0"/>
-          <w:i w:val="0"/>
-          <w:iCs w:val="0"/>
-          <w:smallCaps w:val="0"/>
-          <w:strike w:val="0"/>
-          <w:color w:val="000000"/>
-          <w:sz w:val="24"/>
-          <w:szCs w:val="24"/>
-          <w:u w:val="none"/>
-          <w:shd w:fill="auto" w:val="clear"/>
-          <w:vertAlign w:val="baseline"/>
-          <w:rtl w:val="0"/>
-        </w:rPr>
-        <w:t xml:space="preserve">En qualité de partie civile j’ai formulé contre les accusés une demande de dommages-intérêts, je l’ai estimée à la somme de francs </w:t>
-      </w:r>
-      <w:r>
-        <w:rPr>
-          <w:rFonts w:ascii="Times New Roman" w:cs="Times New Roman" w:eastAsia="Times New Roman" w:hAnsi="Times New Roman"/>
-          <w:i w:val="0"/>
-          <w:iCs w:val="0"/>
-          <w:smallCaps w:val="0"/>
-          <w:strike w:val="0"/>
-          <w:color w:val="000000"/>
-          <w:sz w:val="24"/>
-          <w:szCs w:val="24"/>
-          <w:u w:val="none"/>
-          <w:shd w:fill="auto" w:val="clear"/>
-          <w:vertAlign w:val="baseline"/>
-          <w:rtl w:val="0"/>
-        </w:rPr>
-        <w:t xml:space="preserve">37,864.</w:t>
-      </w:r>
-    </w:p>
-    <w:p>
-      <w:pPr>
-        <w:keepNext w:val="0"/>
-        <w:keepLines w:val="0"/>
-        <w:pageBreakBefore w:val="0"/>
-        <w:widowControl w:val="1"/>
-        <w:pBdr>
-          <w:top w:space="0" w:sz="0" w:val="nil"/>
-          <w:left w:space="0" w:sz="0" w:val="nil"/>
-          <w:bottom w:space="0" w:sz="0" w:val="nil"/>
-          <w:right w:space="0" w:sz="0" w:val="nil"/>
-          <w:between w:space="0" w:sz="0" w:val="nil"/>
-        </w:pBdr>
-        <w:shd w:fill="auto" w:val="clear"/>
-        <w:spacing w:after="160" w:before="0" w:line="240" w:lineRule="auto"/>
-        <w:ind w:left="0" w:right="0" w:firstLine="0"/>
-        <w:jc w:val="left"/>
-        <w:rPr>
-          <w:rFonts w:ascii="Times New Roman" w:cs="Times New Roman" w:eastAsia="Times New Roman" w:hAnsi="Times New Roman"/>
-          <w:b w:val="0"/>
-          <w:bCs w:val="0"/>
-          <w:i w:val="0"/>
-          <w:iCs w:val="0"/>
-          <w:smallCaps w:val="0"/>
-          <w:strike w:val="0"/>
-          <w:color w:val="000000"/>
-          <w:sz w:val="24"/>
-          <w:szCs w:val="24"/>
-          <w:u w:val="none"/>
-          <w:shd w:fill="auto" w:val="clear"/>
-          <w:vertAlign w:val="baseline"/>
-        </w:rPr>
-      </w:pPr>
-      <w:r>
-        <w:rPr>
-          <w:rFonts w:ascii="Times New Roman" w:cs="Times New Roman" w:eastAsia="Times New Roman" w:hAnsi="Times New Roman"/>
-          <w:b w:val="0"/>
-          <w:bCs w:val="0"/>
+          <w:b w:val="1"/>
+          <w:bCs w:val="1"/>
+          <w:i w:val="0"/>
+          <w:iCs w:val="0"/>
+          <w:smallCaps w:val="0"/>
+          <w:strike w:val="0"/>
+          <w:color w:val="000000"/>
+          <w:sz w:val="24"/>
+          <w:szCs w:val="24"/>
+          <w:u w:val="none"/>
+          <w:shd w:fill="auto" w:val="clear"/>
+          <w:vertAlign w:val="baseline"/>
+        </w:rPr>
+      </w:pPr>
+      <w:r>
+        <w:rPr>
+          <w:rFonts w:ascii="Times New Roman" w:cs="Times New Roman" w:eastAsia="Times New Roman" w:hAnsi="Times New Roman"/>
+          <w:b w:val="1"/>
+          <w:bCs w:val="1"/>
+          <w:i w:val="0"/>
+          <w:iCs w:val="0"/>
+          <w:smallCaps w:val="0"/>
+          <w:strike w:val="0"/>
+          <w:color w:val="000000"/>
+          <w:sz w:val="24"/>
+          <w:szCs w:val="24"/>
+          <w:u w:val="none"/>
+          <w:shd w:fill="auto" w:val="clear"/>
+          <w:vertAlign w:val="baseline"/>
+          <w:rtl w:val="0"/>
+        </w:rPr>
+        <w:t xml:space="preserve">En qualité de partie civile j’ai formulé contre les accusés une demande de dommages-intérêts, je l’ai estimée à la somme de francs 37,864.</w:t>
+      </w:r>
+    </w:p>
+    <w:p>
+      <w:pPr>
+        <w:keepNext w:val="0"/>
+        <w:keepLines w:val="0"/>
+        <w:pageBreakBefore w:val="0"/>
+        <w:widowControl w:val="1"/>
+        <w:pBdr>
+          <w:top w:space="0" w:sz="0" w:val="nil"/>
+          <w:left w:space="0" w:sz="0" w:val="nil"/>
+          <w:bottom w:space="0" w:sz="0" w:val="nil"/>
+          <w:right w:space="0" w:sz="0" w:val="nil"/>
+          <w:between w:space="0" w:sz="0" w:val="nil"/>
+        </w:pBdr>
+        <w:shd w:fill="auto" w:val="clear"/>
+        <w:spacing w:after="160" w:before="0" w:line="240" w:lineRule="auto"/>
+        <w:ind w:left="0" w:right="0" w:firstLine="0"/>
+        <w:jc w:val="left"/>
+        <w:rPr>
+          <w:rFonts w:ascii="Times New Roman" w:cs="Times New Roman" w:eastAsia="Times New Roman" w:hAnsi="Times New Roman"/>
+          <w:b w:val="1"/>
+          <w:bCs w:val="1"/>
+          <w:i w:val="0"/>
+          <w:iCs w:val="0"/>
+          <w:smallCaps w:val="0"/>
+          <w:strike w:val="0"/>
+          <w:color w:val="000000"/>
+          <w:sz w:val="24"/>
+          <w:szCs w:val="24"/>
+          <w:u w:val="none"/>
+          <w:shd w:fill="auto" w:val="clear"/>
+          <w:vertAlign w:val="baseline"/>
+        </w:rPr>
+      </w:pPr>
+      <w:r>
+        <w:rPr>
+          <w:rFonts w:ascii="Times New Roman" w:cs="Times New Roman" w:eastAsia="Times New Roman" w:hAnsi="Times New Roman"/>
+          <w:b w:val="1"/>
+          <w:bCs w:val="1"/>
           <w:i w:val="0"/>
           <w:iCs w:val="0"/>
           <w:smallCaps w:val="0"/>
@@ -1448,6 +1438,8 @@
       <w:r>
         <w:rPr>
           <w:rFonts w:ascii="Times New Roman" w:cs="Times New Roman" w:eastAsia="Times New Roman" w:hAnsi="Times New Roman"/>
+          <w:b w:val="1"/>
+          <w:bCs w:val="1"/>
           <w:rtl w:val="0"/>
         </w:rPr>
         <w:t xml:space="preserve">soustrait</w:t>
@@ -1455,8 +1447,8 @@
       <w:r>
         <w:rPr>
           <w:rFonts w:ascii="Times New Roman" w:cs="Times New Roman" w:eastAsia="Times New Roman" w:hAnsi="Times New Roman"/>
-          <w:b w:val="0"/>
-          <w:bCs w:val="0"/>
+          <w:b w:val="1"/>
+          <w:bCs w:val="1"/>
           <w:i w:val="0"/>
           <w:iCs w:val="0"/>
           <w:smallCaps w:val="0"/>
@@ -1491,25 +1483,25 @@
         <w:jc w:val="left"/>
         <w:rPr>
           <w:rFonts w:ascii="Times New Roman" w:cs="Times New Roman" w:eastAsia="Times New Roman" w:hAnsi="Times New Roman"/>
-          <w:b w:val="0"/>
-          <w:bCs w:val="0"/>
-          <w:i w:val="0"/>
-          <w:iCs w:val="0"/>
-          <w:smallCaps w:val="0"/>
-          <w:strike w:val="0"/>
-          <w:color w:val="000000"/>
-          <w:sz w:val="24"/>
-          <w:szCs w:val="24"/>
-          <w:u w:val="none"/>
-          <w:shd w:fill="auto" w:val="clear"/>
-          <w:vertAlign w:val="baseline"/>
-        </w:rPr>
-      </w:pPr>
-      <w:r>
-        <w:rPr>
-          <w:rFonts w:ascii="Times New Roman" w:cs="Times New Roman" w:eastAsia="Times New Roman" w:hAnsi="Times New Roman"/>
-          <w:b w:val="0"/>
-          <w:bCs w:val="0"/>
+          <w:b w:val="1"/>
+          <w:bCs w:val="1"/>
+          <w:i w:val="0"/>
+          <w:iCs w:val="0"/>
+          <w:smallCaps w:val="0"/>
+          <w:strike w:val="0"/>
+          <w:color w:val="000000"/>
+          <w:sz w:val="24"/>
+          <w:szCs w:val="24"/>
+          <w:u w:val="none"/>
+          <w:shd w:fill="auto" w:val="clear"/>
+          <w:vertAlign w:val="baseline"/>
+        </w:rPr>
+      </w:pPr>
+      <w:r>
+        <w:rPr>
+          <w:rFonts w:ascii="Times New Roman" w:cs="Times New Roman" w:eastAsia="Times New Roman" w:hAnsi="Times New Roman"/>
+          <w:b w:val="1"/>
+          <w:bCs w:val="1"/>
           <w:i w:val="0"/>
           <w:iCs w:val="0"/>
           <w:smallCaps w:val="0"/>
@@ -1527,6 +1519,8 @@
       <w:r>
         <w:rPr>
           <w:rFonts w:ascii="Times New Roman" w:cs="Times New Roman" w:eastAsia="Times New Roman" w:hAnsi="Times New Roman"/>
+          <w:b w:val="1"/>
+          <w:bCs w:val="1"/>
           <w:rtl w:val="0"/>
         </w:rPr>
         <w:t xml:space="preserve">admettait</w:t>
@@ -1534,8 +1528,8 @@
       <w:r>
         <w:rPr>
           <w:rFonts w:ascii="Times New Roman" w:cs="Times New Roman" w:eastAsia="Times New Roman" w:hAnsi="Times New Roman"/>
-          <w:b w:val="0"/>
-          <w:bCs w:val="0"/>
+          <w:b w:val="1"/>
+          <w:bCs w:val="1"/>
           <w:i w:val="0"/>
           <w:iCs w:val="0"/>
           <w:smallCaps w:val="0"/>
@@ -1570,25 +1564,25 @@
         <w:jc w:val="left"/>
         <w:rPr>
           <w:rFonts w:ascii="Times New Roman" w:cs="Times New Roman" w:eastAsia="Times New Roman" w:hAnsi="Times New Roman"/>
-          <w:b w:val="0"/>
-          <w:bCs w:val="0"/>
-          <w:i w:val="0"/>
-          <w:iCs w:val="0"/>
-          <w:smallCaps w:val="0"/>
-          <w:strike w:val="0"/>
-          <w:color w:val="000000"/>
-          <w:sz w:val="24"/>
-          <w:szCs w:val="24"/>
-          <w:u w:val="none"/>
-          <w:shd w:fill="auto" w:val="clear"/>
-          <w:vertAlign w:val="baseline"/>
-        </w:rPr>
-      </w:pPr>
-      <w:r>
-        <w:rPr>
-          <w:rFonts w:ascii="Times New Roman" w:cs="Times New Roman" w:eastAsia="Times New Roman" w:hAnsi="Times New Roman"/>
-          <w:b w:val="0"/>
-          <w:bCs w:val="0"/>
+          <w:b w:val="1"/>
+          <w:bCs w:val="1"/>
+          <w:i w:val="0"/>
+          <w:iCs w:val="0"/>
+          <w:smallCaps w:val="0"/>
+          <w:strike w:val="0"/>
+          <w:color w:val="000000"/>
+          <w:sz w:val="24"/>
+          <w:szCs w:val="24"/>
+          <w:u w:val="none"/>
+          <w:shd w:fill="auto" w:val="clear"/>
+          <w:vertAlign w:val="baseline"/>
+        </w:rPr>
+      </w:pPr>
+      <w:r>
+        <w:rPr>
+          <w:rFonts w:ascii="Times New Roman" w:cs="Times New Roman" w:eastAsia="Times New Roman" w:hAnsi="Times New Roman"/>
+          <w:b w:val="1"/>
+          <w:bCs w:val="1"/>
           <w:i w:val="0"/>
           <w:iCs w:val="0"/>
           <w:smallCaps w:val="0"/>
